--- a/1_Documentazione/Fabio/08-05-2026.docx
+++ b/1_Documentazione/Fabio/08-05-2026.docx
@@ -260,7 +260,7 @@
               <w:rPr>
                 <w:rFonts w:ascii="Arial" w:hAnsi="Arial" w:cs="Arial"/>
               </w:rPr>
-              <w:t>Pagina del Login</w:t>
+              <w:t>Pagina Sign In 1 e 2</w:t>
             </w:r>
           </w:p>
           <w:p>
@@ -278,25 +278,7 @@
               <w:rPr>
                 <w:rFonts w:ascii="Arial" w:hAnsi="Arial" w:cs="Arial"/>
               </w:rPr>
-              <w:t>Fatti 2 frame</w:t>
-            </w:r>
-          </w:p>
-          <w:p>
-            <w:pPr>
-              <w:pStyle w:val="Paragrafoelenco"/>
-              <w:numPr>
-                <w:ilvl w:val="0"/>
-                <w:numId w:val="56"/>
-              </w:numPr>
-              <w:rPr>
-                <w:rFonts w:ascii="Arial" w:hAnsi="Arial" w:cs="Arial"/>
-              </w:rPr>
-            </w:pPr>
-            <w:r>
-              <w:rPr>
-                <w:rFonts w:ascii="Arial" w:hAnsi="Arial" w:cs="Arial"/>
-              </w:rPr>
-              <w:t>Fatte 2 entry per username e password</w:t>
+              <w:t>Pagina di recupero password</w:t>
             </w:r>
           </w:p>
         </w:tc>
@@ -357,7 +339,7 @@
               <w:rPr>
                 <w:rFonts w:ascii="Arial" w:hAnsi="Arial" w:cs="Arial"/>
               </w:rPr>
-              <w:t>Sovrapposizione di più elementi, risolto con Frame</w:t>
+              <w:t>Nessuno</w:t>
             </w:r>
           </w:p>
         </w:tc>
@@ -421,7 +403,7 @@
               <w:rPr>
                 <w:rFonts w:ascii="Arial" w:hAnsi="Arial" w:cs="Arial"/>
               </w:rPr>
-              <w:t>Corretto</w:t>
+              <w:t>Leggermente in ritardo</w:t>
             </w:r>
           </w:p>
         </w:tc>
@@ -479,7 +461,7 @@
               <w:rPr>
                 <w:rFonts w:ascii="Arial" w:hAnsi="Arial" w:cs="Arial"/>
               </w:rPr>
-              <w:t>Finire il layout e possibilmente implementare GRID per responsive</w:t>
+              <w:t>Fare pagina About</w:t>
             </w:r>
           </w:p>
         </w:tc>
@@ -9406,7 +9388,6 @@
     <w:rsid w:val="00850D36"/>
     <w:rsid w:val="00871784"/>
     <w:rsid w:val="00881496"/>
-    <w:rsid w:val="008839F7"/>
     <w:rsid w:val="008A035F"/>
     <w:rsid w:val="008B2628"/>
     <w:rsid w:val="008C4F7D"/>
@@ -9476,6 +9457,7 @@
     <w:rsid w:val="00E67A57"/>
     <w:rsid w:val="00E738CB"/>
     <w:rsid w:val="00E91168"/>
+    <w:rsid w:val="00E951EA"/>
     <w:rsid w:val="00EB6CE8"/>
     <w:rsid w:val="00EE6084"/>
     <w:rsid w:val="00EF2002"/>
